--- a/docs/ho-so/EIDE-UXD-13_Dac_ta_UI_UX.docx
+++ b/docs/ho-so/EIDE-UXD-13_Dac_ta_UI_UX.docx
@@ -14291,6 +14291,21 @@
         <w:t xml:space="preserve">[67] V. T. Công, "EIDE-Rà soát đủ điều kiện phát triển (EIDE_Ra_soat_Du_dieu_kien_Phat_trien.xlsx)," 05/09/2026.</w:t>
       </w:r>
     </w:p>
+    <w:p>
+      <w:pPr>
+        <w:spacing w:after="100" w:line="276"/>
+        <w:ind w:left="567" w:hanging="567"/>
+        <w:jc w:val="left"/>
+      </w:pPr>
+      <w:r>
+        <w:rPr>
+          <w:rFonts w:ascii="Times New Roman" w:cs="Times New Roman" w:eastAsia="Times New Roman" w:hAnsi="Times New Roman"/>
+          <w:sz w:val="24"/>
+          <w:szCs w:val="24"/>
+        </w:rPr>
+        <w:t xml:space="preserve">[68] Anthropic, "Claude Code documentation — memory (CLAUDE.md), slash commands, hooks, settings," Claude Docs, 2026. [Online]. Available: https://docs.claude.com/en/docs/claude-code</w:t>
+      </w:r>
+    </w:p>
     <w:sectPr>
       <w:headerReference w:type="default" r:id="rId7"/>
       <w:footerReference w:type="default" r:id="rId8"/>

--- a/docs/ho-so/EIDE-UXD-13_Dac_ta_UI_UX.docx
+++ b/docs/ho-so/EIDE-UXD-13_Dac_ta_UI_UX.docx
@@ -7728,7 +7728,7 @@
                 <w:sz w:val="21"/>
                 <w:szCs w:val="21"/>
               </w:rPr>
-              <w:t xml:space="preserve">Hai nhóm; mục có tag cổng, tóm tắt, rủi ro, lý do quy tắc, hạn hoàn tác; hành động duyệt/từ chối/hoàn tác/hàng loạt</w:t>
+              <w:t xml:space="preserve">Hai nhóm; mục có tag cổng, tóm tắt, rủi ro, lý do quy tắc, hạn hoàn tác; hành động duyệt/từ chối/hoàn tác/hàng loạt. Duyệt hàng loạt CHỈ gom các mục cùng cổng VÀ cùng quy tắc, và phải hiện số mục trong nhóm trước khi bấm — gom theo tiêu chí khác là mời người duyệt một đống thay vì một loại quyết định, và khi ấy nút hàng loạt trở thành cách nhanh nhất để đồng ý với thứ mình chưa đọc (DEV-050)</w:t>
             </w:r>
           </w:p>
         </w:tc>

--- a/docs/ho-so/EIDE-UXD-13_Dac_ta_UI_UX.docx
+++ b/docs/ho-so/EIDE-UXD-13_Dac_ta_UI_UX.docx
@@ -3902,6 +3902,355 @@
                 <w:szCs w:val="19"/>
               </w:rPr>
               <w:t xml:space="preserve">Mới v1.2 (thay Graph)</w:t>
+            </w:r>
+          </w:p>
+        </w:tc>
+      </w:tr>
+      <w:tr>
+        <w:tc>
+          <w:tcPr>
+            <w:tcW w:type="dxa" w:w="500"/>
+            <w:tcBorders>
+              <w:top w:val="single" w:color="7F7F7F" w:sz="4"/>
+              <w:left w:val="single" w:color="7F7F7F" w:sz="4"/>
+              <w:bottom w:val="single" w:color="7F7F7F" w:sz="4"/>
+              <w:right w:val="single" w:color="7F7F7F" w:sz="4"/>
+            </w:tcBorders>
+            <w:shd w:fill="F2F6FB" w:color="auto" w:val="clear"/>
+            <w:tcMar>
+              <w:top w:type="dxa" w:w="50"/>
+              <w:left w:type="dxa" w:w="80"/>
+              <w:bottom w:type="dxa" w:w="50"/>
+              <w:right w:type="dxa" w:w="80"/>
+            </w:tcMar>
+            <w:vAlign w:val="top"/>
+          </w:tcPr>
+          <w:p>
+            <w:pPr>
+              <w:spacing w:after="30" w:line="264"/>
+              <w:jc w:val="left"/>
+            </w:pPr>
+            <w:r>
+              <w:rPr>
+                <w:rFonts w:ascii="Times New Roman" w:cs="Times New Roman" w:eastAsia="Times New Roman" w:hAnsi="Times New Roman"/>
+                <w:b/>
+                <w:bCs/>
+                <w:sz w:val="19"/>
+                <w:szCs w:val="19"/>
+              </w:rPr>
+              <w:t xml:space="preserve">7b</w:t>
+            </w:r>
+          </w:p>
+        </w:tc>
+        <w:tc>
+          <w:tcPr>
+            <w:tcW w:type="dxa" w:w="2600"/>
+            <w:tcBorders>
+              <w:top w:val="single" w:color="7F7F7F" w:sz="4"/>
+              <w:left w:val="single" w:color="7F7F7F" w:sz="4"/>
+              <w:bottom w:val="single" w:color="7F7F7F" w:sz="4"/>
+              <w:right w:val="single" w:color="7F7F7F" w:sz="4"/>
+            </w:tcBorders>
+            <w:shd w:fill="F2F6FB" w:color="auto" w:val="clear"/>
+            <w:tcMar>
+              <w:top w:type="dxa" w:w="50"/>
+              <w:left w:type="dxa" w:w="80"/>
+              <w:bottom w:type="dxa" w:w="50"/>
+              <w:right w:type="dxa" w:w="80"/>
+            </w:tcMar>
+            <w:vAlign w:val="top"/>
+          </w:tcPr>
+          <w:p>
+            <w:pPr>
+              <w:spacing w:after="30" w:line="264"/>
+              <w:jc w:val="left"/>
+            </w:pPr>
+            <w:r>
+              <w:rPr>
+                <w:rFonts w:ascii="Times New Roman" w:cs="Times New Roman" w:eastAsia="Times New Roman" w:hAnsi="Times New Roman"/>
+                <w:b w:val="false"/>
+                <w:bCs w:val="false"/>
+                <w:sz w:val="19"/>
+                <w:szCs w:val="19"/>
+              </w:rPr>
+              <w:t xml:space="preserve">XungDot (Xung đột tri thức)</w:t>
+            </w:r>
+          </w:p>
+        </w:tc>
+        <w:tc>
+          <w:tcPr>
+            <w:tcW w:type="dxa" w:w="3200"/>
+            <w:tcBorders>
+              <w:top w:val="single" w:color="7F7F7F" w:sz="4"/>
+              <w:left w:val="single" w:color="7F7F7F" w:sz="4"/>
+              <w:bottom w:val="single" w:color="7F7F7F" w:sz="4"/>
+              <w:right w:val="single" w:color="7F7F7F" w:sz="4"/>
+            </w:tcBorders>
+            <w:shd w:fill="F2F6FB" w:color="auto" w:val="clear"/>
+            <w:tcMar>
+              <w:top w:type="dxa" w:w="50"/>
+              <w:left w:type="dxa" w:w="80"/>
+              <w:bottom w:type="dxa" w:w="50"/>
+              <w:right w:type="dxa" w:w="80"/>
+            </w:tcMar>
+            <w:vAlign w:val="top"/>
+          </w:tcPr>
+          <w:p>
+            <w:pPr>
+              <w:spacing w:after="30" w:line="264"/>
+              <w:jc w:val="left"/>
+            </w:pPr>
+            <w:r>
+              <w:rPr>
+                <w:rFonts w:ascii="Times New Roman" w:cs="Times New Roman" w:eastAsia="Times New Roman" w:hAnsi="Times New Roman"/>
+                <w:b w:val="false"/>
+                <w:bCs w:val="false"/>
+                <w:sz w:val="19"/>
+                <w:szCs w:val="19"/>
+              </w:rPr>
+              <w:t xml:space="preserve">Hai bên đặt CÙNG HÀNG, mỗi bên kèm nguồn/tầng/độ tin; chọn A, chọn B, hoặc cả hai có điều kiện</w:t>
+            </w:r>
+          </w:p>
+        </w:tc>
+        <w:tc>
+          <w:tcPr>
+            <w:tcW w:type="dxa" w:w="2200"/>
+            <w:tcBorders>
+              <w:top w:val="single" w:color="7F7F7F" w:sz="4"/>
+              <w:left w:val="single" w:color="7F7F7F" w:sz="4"/>
+              <w:bottom w:val="single" w:color="7F7F7F" w:sz="4"/>
+              <w:right w:val="single" w:color="7F7F7F" w:sz="4"/>
+            </w:tcBorders>
+            <w:shd w:fill="F2F6FB" w:color="auto" w:val="clear"/>
+            <w:tcMar>
+              <w:top w:type="dxa" w:w="50"/>
+              <w:left w:type="dxa" w:w="80"/>
+              <w:bottom w:type="dxa" w:w="50"/>
+              <w:right w:type="dxa" w:w="80"/>
+            </w:tcMar>
+            <w:vAlign w:val="top"/>
+          </w:tcPr>
+          <w:p>
+            <w:pPr>
+              <w:spacing w:after="30" w:line="264"/>
+              <w:jc w:val="left"/>
+            </w:pPr>
+            <w:r>
+              <w:rPr>
+                <w:rFonts w:ascii="Times New Roman" w:cs="Times New Roman" w:eastAsia="Times New Roman" w:hAnsi="Times New Roman"/>
+                <w:b w:val="false"/>
+                <w:bCs w:val="false"/>
+                <w:sz w:val="19"/>
+                <w:szCs w:val="19"/>
+              </w:rPr>
+              <w:t xml:space="preserve">kg.conflicts, kg.resolve_conflict</w:t>
+            </w:r>
+          </w:p>
+        </w:tc>
+        <w:tc>
+          <w:tcPr>
+            <w:tcW w:type="dxa" w:w="800"/>
+            <w:tcBorders>
+              <w:top w:val="single" w:color="7F7F7F" w:sz="4"/>
+              <w:left w:val="single" w:color="7F7F7F" w:sz="4"/>
+              <w:bottom w:val="single" w:color="7F7F7F" w:sz="4"/>
+              <w:right w:val="single" w:color="7F7F7F" w:sz="4"/>
+            </w:tcBorders>
+            <w:shd w:fill="F2F6FB" w:color="auto" w:val="clear"/>
+            <w:tcMar>
+              <w:top w:type="dxa" w:w="50"/>
+              <w:left w:type="dxa" w:w="80"/>
+              <w:bottom w:type="dxa" w:w="50"/>
+              <w:right w:type="dxa" w:w="80"/>
+            </w:tcMar>
+            <w:vAlign w:val="top"/>
+          </w:tcPr>
+          <w:p>
+            <w:pPr>
+              <w:spacing w:after="30" w:line="264"/>
+              <w:jc w:val="left"/>
+            </w:pPr>
+            <w:r>
+              <w:rPr>
+                <w:rFonts w:ascii="Times New Roman" w:cs="Times New Roman" w:eastAsia="Times New Roman" w:hAnsi="Times New Roman"/>
+                <w:b w:val="false"/>
+                <w:bCs w:val="false"/>
+                <w:sz w:val="19"/>
+                <w:szCs w:val="19"/>
+              </w:rPr>
+              <w:t xml:space="preserve">Mới v1.x (DEV-109) — trước đó kg.conflicts không gán màn nào, xem DEV-094</w:t>
+            </w:r>
+          </w:p>
+        </w:tc>
+      </w:tr>
+      <w:tr>
+        <w:tc>
+          <w:tcPr>
+            <w:tcW w:type="dxa" w:w="500"/>
+            <w:tcBorders>
+              <w:top w:val="single" w:color="7F7F7F" w:sz="4"/>
+              <w:left w:val="single" w:color="7F7F7F" w:sz="4"/>
+              <w:bottom w:val="single" w:color="7F7F7F" w:sz="4"/>
+              <w:right w:val="single" w:color="7F7F7F" w:sz="4"/>
+            </w:tcBorders>
+            <w:tcMar>
+              <w:top w:type="dxa" w:w="50"/>
+              <w:left w:type="dxa" w:w="80"/>
+              <w:bottom w:type="dxa" w:w="50"/>
+              <w:right w:type="dxa" w:w="80"/>
+            </w:tcMar>
+            <w:vAlign w:val="top"/>
+          </w:tcPr>
+          <w:p>
+            <w:pPr>
+              <w:spacing w:after="30" w:line="264"/>
+              <w:jc w:val="left"/>
+            </w:pPr>
+            <w:r>
+              <w:rPr>
+                <w:rFonts w:ascii="Times New Roman" w:cs="Times New Roman" w:eastAsia="Times New Roman" w:hAnsi="Times New Roman"/>
+                <w:b/>
+                <w:bCs/>
+                <w:sz w:val="19"/>
+                <w:szCs w:val="19"/>
+              </w:rPr>
+              <w:t xml:space="preserve">8b</w:t>
+            </w:r>
+          </w:p>
+        </w:tc>
+        <w:tc>
+          <w:tcPr>
+            <w:tcW w:type="dxa" w:w="2600"/>
+            <w:tcBorders>
+              <w:top w:val="single" w:color="7F7F7F" w:sz="4"/>
+              <w:left w:val="single" w:color="7F7F7F" w:sz="4"/>
+              <w:bottom w:val="single" w:color="7F7F7F" w:sz="4"/>
+              <w:right w:val="single" w:color="7F7F7F" w:sz="4"/>
+            </w:tcBorders>
+            <w:tcMar>
+              <w:top w:type="dxa" w:w="50"/>
+              <w:left w:type="dxa" w:w="80"/>
+              <w:bottom w:type="dxa" w:w="50"/>
+              <w:right w:type="dxa" w:w="80"/>
+            </w:tcMar>
+            <w:vAlign w:val="top"/>
+          </w:tcPr>
+          <w:p>
+            <w:pPr>
+              <w:spacing w:after="30" w:line="264"/>
+              <w:jc w:val="left"/>
+            </w:pPr>
+            <w:r>
+              <w:rPr>
+                <w:rFonts w:ascii="Times New Roman" w:cs="Times New Roman" w:eastAsia="Times New Roman" w:hAnsi="Times New Roman"/>
+                <w:b w:val="false"/>
+                <w:bCs w:val="false"/>
+                <w:sz w:val="19"/>
+                <w:szCs w:val="19"/>
+              </w:rPr>
+              <w:t xml:space="preserve">LamRo (Làm rõ yêu cầu)</w:t>
+            </w:r>
+          </w:p>
+        </w:tc>
+        <w:tc>
+          <w:tcPr>
+            <w:tcW w:type="dxa" w:w="3200"/>
+            <w:tcBorders>
+              <w:top w:val="single" w:color="7F7F7F" w:sz="4"/>
+              <w:left w:val="single" w:color="7F7F7F" w:sz="4"/>
+              <w:bottom w:val="single" w:color="7F7F7F" w:sz="4"/>
+              <w:right w:val="single" w:color="7F7F7F" w:sz="4"/>
+            </w:tcBorders>
+            <w:tcMar>
+              <w:top w:type="dxa" w:w="50"/>
+              <w:left w:type="dxa" w:w="80"/>
+              <w:bottom w:type="dxa" w:w="50"/>
+              <w:right w:type="dxa" w:w="80"/>
+            </w:tcMar>
+            <w:vAlign w:val="top"/>
+          </w:tcPr>
+          <w:p>
+            <w:pPr>
+              <w:spacing w:after="30" w:line="264"/>
+              <w:jc w:val="left"/>
+            </w:pPr>
+            <w:r>
+              <w:rPr>
+                <w:rFonts w:ascii="Times New Roman" w:cs="Times New Roman" w:eastAsia="Times New Roman" w:hAnsi="Times New Roman"/>
+                <w:b w:val="false"/>
+                <w:bCs w:val="false"/>
+                <w:sz w:val="19"/>
+                <w:szCs w:val="19"/>
+              </w:rPr>
+              <w:t xml:space="preserve">Câu tác tử nói lại cách nó hiểu KÈM chuỗi bước sẽ chạy; câu hỏi gộp có phương án và mặc định; nút "Đúng — làm đi" / "Sửa ý hiểu"</w:t>
+            </w:r>
+          </w:p>
+        </w:tc>
+        <w:tc>
+          <w:tcPr>
+            <w:tcW w:type="dxa" w:w="2200"/>
+            <w:tcBorders>
+              <w:top w:val="single" w:color="7F7F7F" w:sz="4"/>
+              <w:left w:val="single" w:color="7F7F7F" w:sz="4"/>
+              <w:bottom w:val="single" w:color="7F7F7F" w:sz="4"/>
+              <w:right w:val="single" w:color="7F7F7F" w:sz="4"/>
+            </w:tcBorders>
+            <w:tcMar>
+              <w:top w:type="dxa" w:w="50"/>
+              <w:left w:type="dxa" w:w="80"/>
+              <w:bottom w:type="dxa" w:w="50"/>
+              <w:right w:type="dxa" w:w="80"/>
+            </w:tcMar>
+            <w:vAlign w:val="top"/>
+          </w:tcPr>
+          <w:p>
+            <w:pPr>
+              <w:spacing w:after="30" w:line="264"/>
+              <w:jc w:val="left"/>
+            </w:pPr>
+            <w:r>
+              <w:rPr>
+                <w:rFonts w:ascii="Times New Roman" w:cs="Times New Roman" w:eastAsia="Times New Roman" w:hAnsi="Times New Roman"/>
+                <w:b w:val="false"/>
+                <w:bCs w:val="false"/>
+                <w:sz w:val="19"/>
+                <w:szCs w:val="19"/>
+              </w:rPr>
+              <w:t xml:space="preserve">chat.restate, chat.clarify, chat.parse_intent</w:t>
+            </w:r>
+          </w:p>
+        </w:tc>
+        <w:tc>
+          <w:tcPr>
+            <w:tcW w:type="dxa" w:w="800"/>
+            <w:tcBorders>
+              <w:top w:val="single" w:color="7F7F7F" w:sz="4"/>
+              <w:left w:val="single" w:color="7F7F7F" w:sz="4"/>
+              <w:bottom w:val="single" w:color="7F7F7F" w:sz="4"/>
+              <w:right w:val="single" w:color="7F7F7F" w:sz="4"/>
+            </w:tcBorders>
+            <w:tcMar>
+              <w:top w:type="dxa" w:w="50"/>
+              <w:left w:type="dxa" w:w="80"/>
+              <w:bottom w:type="dxa" w:w="50"/>
+              <w:right w:type="dxa" w:w="80"/>
+            </w:tcMar>
+            <w:vAlign w:val="top"/>
+          </w:tcPr>
+          <w:p>
+            <w:pPr>
+              <w:spacing w:after="30" w:line="264"/>
+              <w:jc w:val="left"/>
+            </w:pPr>
+            <w:r>
+              <w:rPr>
+                <w:rFonts w:ascii="Times New Roman" w:cs="Times New Roman" w:eastAsia="Times New Roman" w:hAnsi="Times New Roman"/>
+                <w:b w:val="false"/>
+                <w:bCs w:val="false"/>
+                <w:sz w:val="19"/>
+                <w:szCs w:val="19"/>
+              </w:rPr>
+              <w:t xml:space="preserve">Mới v1.x (DEV-109) — trước đó chỉ là một thẻ trôi trong dòng chat</w:t>
             </w:r>
           </w:p>
         </w:tc>

--- a/docs/ho-so/EIDE-UXD-13_Dac_ta_UI_UX.docx
+++ b/docs/ho-so/EIDE-UXD-13_Dac_ta_UI_UX.docx
@@ -1481,7 +1481,17 @@
                 <w:sz w:val="21"/>
                 <w:szCs w:val="21"/>
               </w:rPr>
-              <w:t xml:space="preserve">ChatPanel là màn hình mặc định khi mở dự án; mọi màn hình khác mở được từ lệnh hoặc từ kết quả trong chat; ô lệnh có gợi ý "/" liệt kê năng lực có `ui`</w:t>
+              <w:t xml:space="preserve">ChatPanel là màn hình mặc định khi mở dự án; mọi màn hình khác mở được từ lệnh hoặc từ kết quả trong chat; ô lệnh có gợi ý "/" liệt kê năng lực có </w:t>
+            </w:r>
+            <w:r>
+              <w:rPr>
+                <w:rFonts w:ascii="Consolas" w:cs="Consolas" w:eastAsia="Consolas" w:hAnsi="Consolas"/>
+                <w:b w:val="false"/>
+                <w:bCs w:val="false"/>
+                <w:sz w:val="21"/>
+                <w:szCs w:val="21"/>
+              </w:rPr>
+              <w:t xml:space="preserve">ui</w:t>
             </w:r>
           </w:p>
         </w:tc>
@@ -3938,7 +3948,7 @@
                 <w:sz w:val="19"/>
                 <w:szCs w:val="19"/>
               </w:rPr>
-              <w:t xml:space="preserve">7b</w:t>
+              <w:t xml:space="preserve">8</w:t>
             </w:r>
           </w:p>
         </w:tc>
@@ -3973,7 +3983,7 @@
                 <w:sz w:val="19"/>
                 <w:szCs w:val="19"/>
               </w:rPr>
-              <w:t xml:space="preserve">XungDot (Xung đột tri thức)</w:t>
+              <w:t xml:space="preserve">NhatKy (Nhật ký hoạt động)</w:t>
             </w:r>
           </w:p>
         </w:tc>
@@ -4008,7 +4018,7 @@
                 <w:sz w:val="19"/>
                 <w:szCs w:val="19"/>
               </w:rPr>
-              <w:t xml:space="preserve">Hai bên đặt CÙNG HÀNG, mỗi bên kèm nguồn/tầng/độ tin; chọn A, chọn B, hoặc cả hai có điều kiện</w:t>
+              <w:t xml:space="preserve">Dòng thời gian MỌI sự kiện sổ cái, lọc theo nhóm; bấm một dòng → mở màn chuyên đề; trạng thái chuỗi băm</w:t>
             </w:r>
           </w:p>
         </w:tc>
@@ -4043,7 +4053,7 @@
                 <w:sz w:val="19"/>
                 <w:szCs w:val="19"/>
               </w:rPr>
-              <w:t xml:space="preserve">kg.conflicts, kg.resolve_conflict</w:t>
+              <w:t xml:space="preserve">view.timeline</w:t>
             </w:r>
           </w:p>
         </w:tc>
@@ -4078,7 +4088,7 @@
                 <w:sz w:val="19"/>
                 <w:szCs w:val="19"/>
               </w:rPr>
-              <w:t xml:space="preserve">Mới v1.x (DEV-109) — trước đó kg.conflicts không gán màn nào, xem DEV-094</w:t>
+              <w:t xml:space="preserve">Mới v1.x (DEV-107) — màn duy nhất trả lời câu "tác tử vừa làm gì"</w:t>
             </w:r>
           </w:p>
         </w:tc>
@@ -4114,7 +4124,7 @@
                 <w:sz w:val="19"/>
                 <w:szCs w:val="19"/>
               </w:rPr>
-              <w:t xml:space="preserve">8b</w:t>
+              <w:t xml:space="preserve">9</w:t>
             </w:r>
           </w:p>
         </w:tc>
@@ -4148,7 +4158,7 @@
                 <w:sz w:val="19"/>
                 <w:szCs w:val="19"/>
               </w:rPr>
-              <w:t xml:space="preserve">LamRo (Làm rõ yêu cầu)</w:t>
+              <w:t xml:space="preserve">XungDot (Xung đột tri thức)</w:t>
             </w:r>
           </w:p>
         </w:tc>
@@ -4182,7 +4192,7 @@
                 <w:sz w:val="19"/>
                 <w:szCs w:val="19"/>
               </w:rPr>
-              <w:t xml:space="preserve">Câu tác tử nói lại cách nó hiểu KÈM chuỗi bước sẽ chạy; câu hỏi gộp có phương án và mặc định; nút "Đúng — làm đi" / "Sửa ý hiểu"</w:t>
+              <w:t xml:space="preserve">Hai bên đặt CÙNG HÀNG, mỗi bên kèm nguồn/tầng/độ tin; chọn A, chọn B, hoặc cả hai có điều kiện</w:t>
             </w:r>
           </w:p>
         </w:tc>
@@ -4216,7 +4226,7 @@
                 <w:sz w:val="19"/>
                 <w:szCs w:val="19"/>
               </w:rPr>
-              <w:t xml:space="preserve">chat.restate, chat.clarify, chat.parse_intent</w:t>
+              <w:t xml:space="preserve">kg.conflicts, kg.resolve_conflict</w:t>
             </w:r>
           </w:p>
         </w:tc>
@@ -4250,7 +4260,7 @@
                 <w:sz w:val="19"/>
                 <w:szCs w:val="19"/>
               </w:rPr>
-              <w:t xml:space="preserve">Mới v1.x (DEV-109) — trước đó chỉ là một thẻ trôi trong dòng chat</w:t>
+              <w:t xml:space="preserve">Mới v1.x (DEV-109) — trước đó kg.conflicts không gán màn nào, xem DEV-094</w:t>
             </w:r>
           </w:p>
         </w:tc>
@@ -4287,7 +4297,7 @@
                 <w:sz w:val="19"/>
                 <w:szCs w:val="19"/>
               </w:rPr>
-              <w:t xml:space="preserve">8</w:t>
+              <w:t xml:space="preserve">10</w:t>
             </w:r>
           </w:p>
         </w:tc>
@@ -4322,7 +4332,7 @@
                 <w:sz w:val="19"/>
                 <w:szCs w:val="19"/>
               </w:rPr>
-              <w:t xml:space="preserve">ReqArch (Yêu cầu &amp; kiến trúc)</w:t>
+              <w:t xml:space="preserve">LamRo (Làm rõ yêu cầu)</w:t>
             </w:r>
           </w:p>
         </w:tc>
@@ -4357,7 +4367,7 @@
                 <w:sz w:val="19"/>
                 <w:szCs w:val="19"/>
               </w:rPr>
-              <w:t xml:space="preserve">ReqSet; khả thi; issue; ADR; HwMap; ngân sách</w:t>
+              <w:t xml:space="preserve">Câu tác tử nói lại cách nó hiểu KÈM chuỗi bước sẽ chạy; câu hỏi gộp có phương án và mặc định; nút "Đúng — làm đi" / "Sửa ý hiểu"</w:t>
             </w:r>
           </w:p>
         </w:tc>
@@ -4392,7 +4402,7 @@
                 <w:sz w:val="19"/>
                 <w:szCs w:val="19"/>
               </w:rPr>
-              <w:t xml:space="preserve">req.*, arch.*</w:t>
+              <w:t xml:space="preserve">chat.restate, chat.clarify, chat.parse_intent</w:t>
             </w:r>
           </w:p>
         </w:tc>
@@ -4427,7 +4437,7 @@
                 <w:sz w:val="19"/>
                 <w:szCs w:val="19"/>
               </w:rPr>
-              <w:t xml:space="preserve">Mới v1.2</w:t>
+              <w:t xml:space="preserve">Mới v1.x (DEV-109) — trước đó chỉ là một thẻ trôi trong dòng chat</w:t>
             </w:r>
           </w:p>
         </w:tc>
@@ -4463,7 +4473,7 @@
                 <w:sz w:val="19"/>
                 <w:szCs w:val="19"/>
               </w:rPr>
-              <w:t xml:space="preserve">9</w:t>
+              <w:t xml:space="preserve">11</w:t>
             </w:r>
           </w:p>
         </w:tc>
@@ -4497,7 +4507,7 @@
                 <w:sz w:val="19"/>
                 <w:szCs w:val="19"/>
               </w:rPr>
-              <w:t xml:space="preserve">DiagramView (Lược đồ)</w:t>
+              <w:t xml:space="preserve">ReqArch (Yêu cầu &amp; kiến trúc)</w:t>
             </w:r>
           </w:p>
         </w:tc>
@@ -4531,7 +4541,7 @@
                 <w:sz w:val="19"/>
                 <w:szCs w:val="19"/>
               </w:rPr>
-              <w:t xml:space="preserve">Mã ↔ hình 6 ngôn ngữ; lint; sync; chèn tài liệu</w:t>
+              <w:t xml:space="preserve">ReqSet; khả thi; issue; ADR; HwMap; ngân sách</w:t>
             </w:r>
           </w:p>
         </w:tc>
@@ -4565,7 +4575,7 @@
                 <w:sz w:val="19"/>
                 <w:szCs w:val="19"/>
               </w:rPr>
-              <w:t xml:space="preserve">diagram.*</w:t>
+              <w:t xml:space="preserve">req.*, arch.*</w:t>
             </w:r>
           </w:p>
         </w:tc>
@@ -4636,7 +4646,7 @@
                 <w:sz w:val="19"/>
                 <w:szCs w:val="19"/>
               </w:rPr>
-              <w:t xml:space="preserve">10</w:t>
+              <w:t xml:space="preserve">12</w:t>
             </w:r>
           </w:p>
         </w:tc>
@@ -4671,7 +4681,7 @@
                 <w:sz w:val="19"/>
                 <w:szCs w:val="19"/>
               </w:rPr>
-              <w:t xml:space="preserve">Doc (Tài liệu)</w:t>
+              <w:t xml:space="preserve">DiagramView (Lược đồ)</w:t>
             </w:r>
           </w:p>
         </w:tc>
@@ -4706,7 +4716,7 @@
                 <w:sz w:val="19"/>
                 <w:szCs w:val="19"/>
               </w:rPr>
-              <w:t xml:space="preserve">Bộ tài liệu; mục stale; style check; xuất</w:t>
+              <w:t xml:space="preserve">Mã ↔ hình 6 ngôn ngữ; lint; sync; chèn tài liệu</w:t>
             </w:r>
           </w:p>
         </w:tc>
@@ -4741,7 +4751,7 @@
                 <w:sz w:val="19"/>
                 <w:szCs w:val="19"/>
               </w:rPr>
-              <w:t xml:space="preserve">doc.*, report.*</w:t>
+              <w:t xml:space="preserve">diagram.*</w:t>
             </w:r>
           </w:p>
         </w:tc>
@@ -4812,7 +4822,7 @@
                 <w:sz w:val="19"/>
                 <w:szCs w:val="19"/>
               </w:rPr>
-              <w:t xml:space="preserve">11</w:t>
+              <w:t xml:space="preserve">13</w:t>
             </w:r>
           </w:p>
         </w:tc>
@@ -4846,7 +4856,7 @@
                 <w:sz w:val="19"/>
                 <w:szCs w:val="19"/>
               </w:rPr>
-              <w:t xml:space="preserve">PlanDiff (Kế hoạch &amp; mã)</w:t>
+              <w:t xml:space="preserve">Doc (Tài liệu)</w:t>
             </w:r>
           </w:p>
         </w:tc>
@@ -4880,7 +4890,7 @@
                 <w:sz w:val="19"/>
                 <w:szCs w:val="19"/>
               </w:rPr>
-              <w:t xml:space="preserve">Kế hoạch có trích dẫn; diff; 4 cổng; review; auto-merge</w:t>
+              <w:t xml:space="preserve">Bộ tài liệu; mục stale; style check; xuất</w:t>
             </w:r>
           </w:p>
         </w:tc>
@@ -4914,7 +4924,7 @@
                 <w:sz w:val="19"/>
                 <w:szCs w:val="19"/>
               </w:rPr>
-              <w:t xml:space="preserve">plan.*, code.review, code.merge</w:t>
+              <w:t xml:space="preserve">doc.*, report.*</w:t>
             </w:r>
           </w:p>
         </w:tc>
@@ -4948,7 +4958,7 @@
                 <w:sz w:val="19"/>
                 <w:szCs w:val="19"/>
               </w:rPr>
-              <w:t xml:space="preserve">Giữ + nhãn chính sách</w:t>
+              <w:t xml:space="preserve">Mới v1.2</w:t>
             </w:r>
           </w:p>
         </w:tc>
@@ -4985,7 +4995,7 @@
                 <w:sz w:val="19"/>
                 <w:szCs w:val="19"/>
               </w:rPr>
-              <w:t xml:space="preserve">12</w:t>
+              <w:t xml:space="preserve">14</w:t>
             </w:r>
           </w:p>
         </w:tc>
@@ -5020,7 +5030,7 @@
                 <w:sz w:val="19"/>
                 <w:szCs w:val="19"/>
               </w:rPr>
-              <w:t xml:space="preserve">Code (Mã nguồn)</w:t>
+              <w:t xml:space="preserve">PlanDiff (Kế hoạch &amp; mã)</w:t>
             </w:r>
           </w:p>
         </w:tc>
@@ -5055,7 +5065,7 @@
                 <w:sz w:val="19"/>
                 <w:szCs w:val="19"/>
               </w:rPr>
-              <w:t xml:space="preserve">Hằng số có fact hover; constant-guard; gửi G3</w:t>
+              <w:t xml:space="preserve">Kế hoạch có trích dẫn; diff; 4 cổng; review; auto-merge</w:t>
             </w:r>
           </w:p>
         </w:tc>
@@ -5090,7 +5100,7 @@
                 <w:sz w:val="19"/>
                 <w:szCs w:val="19"/>
               </w:rPr>
-              <w:t xml:space="preserve">code.*</w:t>
+              <w:t xml:space="preserve">plan.*, code.review, code.merge</w:t>
             </w:r>
           </w:p>
         </w:tc>
@@ -5125,7 +5135,7 @@
                 <w:sz w:val="19"/>
                 <w:szCs w:val="19"/>
               </w:rPr>
-              <w:t xml:space="preserve">Giữ</w:t>
+              <w:t xml:space="preserve">Giữ + nhãn chính sách</w:t>
             </w:r>
           </w:p>
         </w:tc>
@@ -5161,7 +5171,7 @@
                 <w:sz w:val="19"/>
                 <w:szCs w:val="19"/>
               </w:rPr>
-              <w:t xml:space="preserve">13</w:t>
+              <w:t xml:space="preserve">15</w:t>
             </w:r>
           </w:p>
         </w:tc>
@@ -5195,7 +5205,7 @@
                 <w:sz w:val="19"/>
                 <w:szCs w:val="19"/>
               </w:rPr>
-              <w:t xml:space="preserve">Sim (Mô phỏng)</w:t>
+              <w:t xml:space="preserve">Code (Mã nguồn)</w:t>
             </w:r>
           </w:p>
         </w:tc>
@@ -5229,7 +5239,7 @@
                 <w:sz w:val="19"/>
                 <w:szCs w:val="19"/>
               </w:rPr>
-              <w:t xml:space="preserve">Kịch bản; plant; SIL/HIL</w:t>
+              <w:t xml:space="preserve">Hằng số có fact hover; constant-guard; gửi G3</w:t>
             </w:r>
           </w:p>
         </w:tc>
@@ -5263,7 +5273,7 @@
                 <w:sz w:val="19"/>
                 <w:szCs w:val="19"/>
               </w:rPr>
-              <w:t xml:space="preserve">sim.*</w:t>
+              <w:t xml:space="preserve">code.*</w:t>
             </w:r>
           </w:p>
         </w:tc>
@@ -5297,7 +5307,7 @@
                 <w:sz w:val="19"/>
                 <w:szCs w:val="19"/>
               </w:rPr>
-              <w:t xml:space="preserve">Giữ (SIM-20)</w:t>
+              <w:t xml:space="preserve">Giữ</w:t>
             </w:r>
           </w:p>
         </w:tc>
@@ -5334,7 +5344,7 @@
                 <w:sz w:val="19"/>
                 <w:szCs w:val="19"/>
               </w:rPr>
-              <w:t xml:space="preserve">14</w:t>
+              <w:t xml:space="preserve">16</w:t>
             </w:r>
           </w:p>
         </w:tc>
@@ -5369,7 +5379,7 @@
                 <w:sz w:val="19"/>
                 <w:szCs w:val="19"/>
               </w:rPr>
-              <w:t xml:space="preserve">Discovery (Dò board)</w:t>
+              <w:t xml:space="preserve">Sim (Mô phỏng)</w:t>
             </w:r>
           </w:p>
         </w:tc>
@@ -5404,7 +5414,7 @@
                 <w:sz w:val="19"/>
                 <w:szCs w:val="19"/>
               </w:rPr>
-              <w:t xml:space="preserve">Cổng/probe/ID/tốc độ/bus/nguồn; target.yaml</w:t>
+              <w:t xml:space="preserve">Kịch bản; plant; SIL/HIL</w:t>
             </w:r>
           </w:p>
         </w:tc>
@@ -5439,7 +5449,7 @@
                 <w:sz w:val="19"/>
                 <w:szCs w:val="19"/>
               </w:rPr>
-              <w:t xml:space="preserve">discover.*</w:t>
+              <w:t xml:space="preserve">sim.*</w:t>
             </w:r>
           </w:p>
         </w:tc>
@@ -5474,7 +5484,7 @@
                 <w:sz w:val="19"/>
                 <w:szCs w:val="19"/>
               </w:rPr>
-              <w:t xml:space="preserve">Mới v1.2</w:t>
+              <w:t xml:space="preserve">Giữ (SIM-20)</w:t>
             </w:r>
           </w:p>
         </w:tc>
@@ -5510,7 +5520,7 @@
                 <w:sz w:val="19"/>
                 <w:szCs w:val="19"/>
               </w:rPr>
-              <w:t xml:space="preserve">15</w:t>
+              <w:t xml:space="preserve">17</w:t>
             </w:r>
           </w:p>
         </w:tc>
@@ -5544,7 +5554,7 @@
                 <w:sz w:val="19"/>
                 <w:szCs w:val="19"/>
               </w:rPr>
-              <w:t xml:space="preserve">LogAssist (Log &amp; serial)</w:t>
+              <w:t xml:space="preserve">Discovery (Dò board)</w:t>
             </w:r>
           </w:p>
         </w:tc>
@@ -5578,7 +5588,7 @@
                 <w:sz w:val="19"/>
                 <w:szCs w:val="19"/>
               </w:rPr>
-              <w:t xml:space="preserve">Log lớn; hỏi tại dòng; serial</w:t>
+              <w:t xml:space="preserve">Cổng/probe/ID/tốc độ/bus/nguồn; target.yaml</w:t>
             </w:r>
           </w:p>
         </w:tc>
@@ -5612,7 +5622,7 @@
                 <w:sz w:val="19"/>
                 <w:szCs w:val="19"/>
               </w:rPr>
-              <w:t xml:space="preserve">debug.log_stats, debug.ask_at, target.serial</w:t>
+              <w:t xml:space="preserve">discover.*</w:t>
             </w:r>
           </w:p>
         </w:tc>
@@ -5646,7 +5656,7 @@
                 <w:sz w:val="19"/>
                 <w:szCs w:val="19"/>
               </w:rPr>
-              <w:t xml:space="preserve">Giữ</w:t>
+              <w:t xml:space="preserve">Mới v1.2</w:t>
             </w:r>
           </w:p>
         </w:tc>
@@ -5683,7 +5693,7 @@
                 <w:sz w:val="19"/>
                 <w:szCs w:val="19"/>
               </w:rPr>
-              <w:t xml:space="preserve">16</w:t>
+              <w:t xml:space="preserve">18</w:t>
             </w:r>
           </w:p>
         </w:tc>
@@ -5718,7 +5728,7 @@
                 <w:sz w:val="19"/>
                 <w:szCs w:val="19"/>
               </w:rPr>
-              <w:t xml:space="preserve">Debug (Gỡ lỗi probe)</w:t>
+              <w:t xml:space="preserve">LogAssist (Log &amp; serial)</w:t>
             </w:r>
           </w:p>
         </w:tc>
@@ -5753,7 +5763,7 @@
                 <w:sz w:val="19"/>
                 <w:szCs w:val="19"/>
               </w:rPr>
-              <w:t xml:space="preserve">EvidencePack; giả thuyết; thí nghiệm</w:t>
+              <w:t xml:space="preserve">Log lớn; hỏi tại dòng; serial</w:t>
             </w:r>
           </w:p>
         </w:tc>
@@ -5788,7 +5798,7 @@
                 <w:sz w:val="19"/>
                 <w:szCs w:val="19"/>
               </w:rPr>
-              <w:t xml:space="preserve">debug.*, target.probe_*</w:t>
+              <w:t xml:space="preserve">debug.log_stats, debug.ask_at, target.serial</w:t>
             </w:r>
           </w:p>
         </w:tc>
@@ -5859,7 +5869,7 @@
                 <w:sz w:val="19"/>
                 <w:szCs w:val="19"/>
               </w:rPr>
-              <w:t xml:space="preserve">17</w:t>
+              <w:t xml:space="preserve">19</w:t>
             </w:r>
           </w:p>
         </w:tc>
@@ -5893,7 +5903,7 @@
                 <w:sz w:val="19"/>
                 <w:szCs w:val="19"/>
               </w:rPr>
-              <w:t xml:space="preserve">ToolForge (Công cụ tự tạo)</w:t>
+              <w:t xml:space="preserve">Debug (Gỡ lỗi probe)</w:t>
             </w:r>
           </w:p>
         </w:tc>
@@ -5927,7 +5937,7 @@
                 <w:sz w:val="19"/>
                 <w:szCs w:val="19"/>
               </w:rPr>
-              <w:t xml:space="preserve">Danh sách công cụ; mã; hiệu ứng; test; thăng cấp</w:t>
+              <w:t xml:space="preserve">EvidencePack; giả thuyết; thí nghiệm</w:t>
             </w:r>
           </w:p>
         </w:tc>
@@ -5961,7 +5971,7 @@
                 <w:sz w:val="19"/>
                 <w:szCs w:val="19"/>
               </w:rPr>
-              <w:t xml:space="preserve">tool.*</w:t>
+              <w:t xml:space="preserve">debug.*, target.probe_*</w:t>
             </w:r>
           </w:p>
         </w:tc>
@@ -5995,7 +6005,7 @@
                 <w:sz w:val="19"/>
                 <w:szCs w:val="19"/>
               </w:rPr>
-              <w:t xml:space="preserve">Mới v1.2</w:t>
+              <w:t xml:space="preserve">Giữ</w:t>
             </w:r>
           </w:p>
         </w:tc>
@@ -6032,7 +6042,7 @@
                 <w:sz w:val="19"/>
                 <w:szCs w:val="19"/>
               </w:rPr>
-              <w:t xml:space="preserve">18</w:t>
+              <w:t xml:space="preserve">20</w:t>
             </w:r>
           </w:p>
         </w:tc>
@@ -6067,7 +6077,7 @@
                 <w:sz w:val="19"/>
                 <w:szCs w:val="19"/>
               </w:rPr>
-              <w:t xml:space="preserve">Bench</w:t>
+              <w:t xml:space="preserve">ToolForge (Công cụ tự tạo)</w:t>
             </w:r>
           </w:p>
         </w:tc>
@@ -6102,7 +6112,7 @@
                 <w:sz w:val="19"/>
                 <w:szCs w:val="19"/>
               </w:rPr>
-              <w:t xml:space="preserve">Tác vụ CF/BF/BC; huy hiệu</w:t>
+              <w:t xml:space="preserve">Danh sách công cụ; mã; hiệu ứng; test; thăng cấp</w:t>
             </w:r>
           </w:p>
         </w:tc>
@@ -6137,7 +6147,7 @@
                 <w:sz w:val="19"/>
                 <w:szCs w:val="19"/>
               </w:rPr>
-              <w:t xml:space="preserve">bench.*</w:t>
+              <w:t xml:space="preserve">tool.*</w:t>
             </w:r>
           </w:p>
         </w:tc>
@@ -6172,7 +6182,7 @@
                 <w:sz w:val="19"/>
                 <w:szCs w:val="19"/>
               </w:rPr>
-              <w:t xml:space="preserve">Giữ</w:t>
+              <w:t xml:space="preserve">Mới v1.2</w:t>
             </w:r>
           </w:p>
         </w:tc>
@@ -6208,7 +6218,7 @@
                 <w:sz w:val="19"/>
                 <w:szCs w:val="19"/>
               </w:rPr>
-              <w:t xml:space="preserve">19</w:t>
+              <w:t xml:space="preserve">21</w:t>
             </w:r>
           </w:p>
         </w:tc>
@@ -6242,7 +6252,7 @@
                 <w:sz w:val="19"/>
                 <w:szCs w:val="19"/>
               </w:rPr>
-              <w:t xml:space="preserve">Registry</w:t>
+              <w:t xml:space="preserve">Bench</w:t>
             </w:r>
           </w:p>
         </w:tc>
@@ -6276,7 +6286,7 @@
                 <w:sz w:val="19"/>
                 <w:szCs w:val="19"/>
               </w:rPr>
-              <w:t xml:space="preserve">Gói; template; publish</w:t>
+              <w:t xml:space="preserve">Tác vụ CF/BF/BC; huy hiệu</w:t>
             </w:r>
           </w:p>
         </w:tc>
@@ -6310,7 +6320,7 @@
                 <w:sz w:val="19"/>
                 <w:szCs w:val="19"/>
               </w:rPr>
-              <w:t xml:space="preserve">registry.*</w:t>
+              <w:t xml:space="preserve">bench.*</w:t>
             </w:r>
           </w:p>
         </w:tc>
@@ -6381,7 +6391,7 @@
                 <w:sz w:val="19"/>
                 <w:szCs w:val="19"/>
               </w:rPr>
-              <w:t xml:space="preserve">20</w:t>
+              <w:t xml:space="preserve">22</w:t>
             </w:r>
           </w:p>
         </w:tc>
@@ -6416,7 +6426,7 @@
                 <w:sz w:val="19"/>
                 <w:szCs w:val="19"/>
               </w:rPr>
-              <w:t xml:space="preserve">Models (Mô hình &amp; chi phí)</w:t>
+              <w:t xml:space="preserve">Registry</w:t>
             </w:r>
           </w:p>
         </w:tc>
@@ -6451,7 +6461,7 @@
                 <w:sz w:val="19"/>
                 <w:szCs w:val="19"/>
               </w:rPr>
-              <w:t xml:space="preserve">Vai trò → mô hình; ngân sách; không offline mặc định</w:t>
+              <w:t xml:space="preserve">Gói; template; publish</w:t>
             </w:r>
           </w:p>
         </w:tc>
@@ -6486,7 +6496,7 @@
                 <w:sz w:val="19"/>
                 <w:szCs w:val="19"/>
               </w:rPr>
-              <w:t xml:space="preserve">policy, gateway</w:t>
+              <w:t xml:space="preserve">registry.*</w:t>
             </w:r>
           </w:p>
         </w:tc>
@@ -6521,7 +6531,7 @@
                 <w:sz w:val="19"/>
                 <w:szCs w:val="19"/>
               </w:rPr>
-              <w:t xml:space="preserve">Cập nhật</w:t>
+              <w:t xml:space="preserve">Giữ</w:t>
             </w:r>
           </w:p>
         </w:tc>
@@ -6557,7 +6567,7 @@
                 <w:sz w:val="19"/>
                 <w:szCs w:val="19"/>
               </w:rPr>
-              <w:t xml:space="preserve">21</w:t>
+              <w:t xml:space="preserve">23</w:t>
             </w:r>
           </w:p>
         </w:tc>
@@ -6591,7 +6601,7 @@
                 <w:sz w:val="19"/>
                 <w:szCs w:val="19"/>
               </w:rPr>
-              <w:t xml:space="preserve">Env (Môi trường)</w:t>
+              <w:t xml:space="preserve">Models (Mô hình &amp; chi phí)</w:t>
             </w:r>
           </w:p>
         </w:tc>
@@ -6625,7 +6635,7 @@
                 <w:sz w:val="19"/>
                 <w:szCs w:val="19"/>
               </w:rPr>
-              <w:t xml:space="preserve">doctor; cài tự động; tools.lock</w:t>
+              <w:t xml:space="preserve">Vai trò → mô hình; ngân sách; không offline mặc định</w:t>
             </w:r>
           </w:p>
         </w:tc>
@@ -6659,7 +6669,7 @@
                 <w:sz w:val="19"/>
                 <w:szCs w:val="19"/>
               </w:rPr>
-              <w:t xml:space="preserve">env.*</w:t>
+              <w:t xml:space="preserve">policy, gateway</w:t>
             </w:r>
           </w:p>
         </w:tc>
@@ -6693,7 +6703,7 @@
                 <w:sz w:val="19"/>
                 <w:szCs w:val="19"/>
               </w:rPr>
-              <w:t xml:space="preserve">Giữ</w:t>
+              <w:t xml:space="preserve">Cập nhật</w:t>
             </w:r>
           </w:p>
         </w:tc>
@@ -6730,7 +6740,7 @@
                 <w:sz w:val="19"/>
                 <w:szCs w:val="19"/>
               </w:rPr>
-              <w:t xml:space="preserve">22</w:t>
+              <w:t xml:space="preserve">24</w:t>
             </w:r>
           </w:p>
         </w:tc>
@@ -6765,7 +6775,7 @@
                 <w:sz w:val="19"/>
                 <w:szCs w:val="19"/>
               </w:rPr>
-              <w:t xml:space="preserve">FlowMap</w:t>
+              <w:t xml:space="preserve">Env (Môi trường)</w:t>
             </w:r>
           </w:p>
         </w:tc>
@@ -6800,7 +6810,7 @@
                 <w:sz w:val="19"/>
                 <w:szCs w:val="19"/>
               </w:rPr>
-              <w:t xml:space="preserve">Bản đồ luồng P0–P7</w:t>
+              <w:t xml:space="preserve">doctor; cài tự động; tools.lock</w:t>
             </w:r>
           </w:p>
         </w:tc>
@@ -6835,7 +6845,7 @@
                 <w:sz w:val="19"/>
                 <w:szCs w:val="19"/>
               </w:rPr>
-              <w:t xml:space="preserve">—</w:t>
+              <w:t xml:space="preserve">env.*</w:t>
             </w:r>
           </w:p>
         </w:tc>
@@ -6906,7 +6916,7 @@
                 <w:sz w:val="19"/>
                 <w:szCs w:val="19"/>
               </w:rPr>
-              <w:t xml:space="preserve">23</w:t>
+              <w:t xml:space="preserve">25</w:t>
             </w:r>
           </w:p>
         </w:tc>
@@ -6940,7 +6950,7 @@
                 <w:sz w:val="19"/>
                 <w:szCs w:val="19"/>
               </w:rPr>
-              <w:t xml:space="preserve">Trạng thái/khung (Main shell)</w:t>
+              <w:t xml:space="preserve">FlowMap (Hành trình &amp; cổng)</w:t>
             </w:r>
           </w:p>
         </w:tc>
@@ -6974,7 +6984,7 @@
                 <w:sz w:val="19"/>
                 <w:szCs w:val="19"/>
               </w:rPr>
-              <w:t xml:space="preserve">Sidebar 20 mục; thanh trạng thái tự chủ; dừng khẩn; tab tệp</w:t>
+              <w:t xml:space="preserve">Bản đồ luồng P0–P7; quyết định của cổng theo từng bước</w:t>
             </w:r>
           </w:p>
         </w:tc>
@@ -7008,7 +7018,7 @@
                 <w:sz w:val="19"/>
                 <w:szCs w:val="19"/>
               </w:rPr>
-              <w:t xml:space="preserve">policy.set_autonomy, emergency_stop</w:t>
+              <w:t xml:space="preserve">policy.decide</w:t>
             </w:r>
           </w:p>
         </w:tc>
@@ -7021,6 +7031,213 @@
               <w:bottom w:val="single" w:color="7F7F7F" w:sz="4"/>
               <w:right w:val="single" w:color="7F7F7F" w:sz="4"/>
             </w:tcBorders>
+            <w:tcMar>
+              <w:top w:type="dxa" w:w="50"/>
+              <w:left w:type="dxa" w:w="80"/>
+              <w:bottom w:type="dxa" w:w="50"/>
+              <w:right w:type="dxa" w:w="80"/>
+            </w:tcMar>
+            <w:vAlign w:val="top"/>
+          </w:tcPr>
+          <w:p>
+            <w:pPr>
+              <w:spacing w:after="30" w:line="264"/>
+              <w:jc w:val="left"/>
+            </w:pPr>
+            <w:r>
+              <w:rPr>
+                <w:rFonts w:ascii="Times New Roman" w:cs="Times New Roman" w:eastAsia="Times New Roman" w:hAnsi="Times New Roman"/>
+                <w:b w:val="false"/>
+                <w:bCs w:val="false"/>
+                <w:sz w:val="19"/>
+                <w:szCs w:val="19"/>
+              </w:rPr>
+              <w:t xml:space="preserve">Sửa 17/09: trước ghi </w:t>
+            </w:r>
+            <w:r>
+              <w:rPr>
+                <w:rFonts w:ascii="Consolas" w:cs="Consolas" w:eastAsia="Consolas" w:hAnsi="Consolas"/>
+                <w:b w:val="false"/>
+                <w:bCs w:val="false"/>
+                <w:sz w:val="19"/>
+                <w:szCs w:val="19"/>
+              </w:rPr>
+              <w:t xml:space="preserve">—</w:t>
+            </w:r>
+            <w:r>
+              <w:rPr>
+                <w:rFonts w:ascii="Times New Roman" w:cs="Times New Roman" w:eastAsia="Times New Roman" w:hAnsi="Times New Roman"/>
+                <w:b w:val="false"/>
+                <w:bCs w:val="false"/>
+                <w:sz w:val="19"/>
+                <w:szCs w:val="19"/>
+              </w:rPr>
+              <w:t xml:space="preserve">, trong khi panel nạp mặc định </w:t>
+            </w:r>
+            <w:r>
+              <w:rPr>
+                <w:rFonts w:ascii="Consolas" w:cs="Consolas" w:eastAsia="Consolas" w:hAnsi="Consolas"/>
+                <w:b w:val="false"/>
+                <w:bCs w:val="false"/>
+                <w:sz w:val="19"/>
+                <w:szCs w:val="19"/>
+              </w:rPr>
+              <w:t xml:space="preserve">policy.decide</w:t>
+            </w:r>
+          </w:p>
+        </w:tc>
+      </w:tr>
+      <w:tr>
+        <w:tc>
+          <w:tcPr>
+            <w:tcW w:type="dxa" w:w="500"/>
+            <w:tcBorders>
+              <w:top w:val="single" w:color="7F7F7F" w:sz="4"/>
+              <w:left w:val="single" w:color="7F7F7F" w:sz="4"/>
+              <w:bottom w:val="single" w:color="7F7F7F" w:sz="4"/>
+              <w:right w:val="single" w:color="7F7F7F" w:sz="4"/>
+            </w:tcBorders>
+            <w:shd w:fill="F2F6FB" w:color="auto" w:val="clear"/>
+            <w:tcMar>
+              <w:top w:type="dxa" w:w="50"/>
+              <w:left w:type="dxa" w:w="80"/>
+              <w:bottom w:type="dxa" w:w="50"/>
+              <w:right w:type="dxa" w:w="80"/>
+            </w:tcMar>
+            <w:vAlign w:val="top"/>
+          </w:tcPr>
+          <w:p>
+            <w:pPr>
+              <w:spacing w:after="30" w:line="264"/>
+              <w:jc w:val="left"/>
+            </w:pPr>
+            <w:r>
+              <w:rPr>
+                <w:rFonts w:ascii="Times New Roman" w:cs="Times New Roman" w:eastAsia="Times New Roman" w:hAnsi="Times New Roman"/>
+                <w:b/>
+                <w:bCs/>
+                <w:sz w:val="19"/>
+                <w:szCs w:val="19"/>
+              </w:rPr>
+              <w:t xml:space="preserve">26</w:t>
+            </w:r>
+          </w:p>
+        </w:tc>
+        <w:tc>
+          <w:tcPr>
+            <w:tcW w:type="dxa" w:w="2600"/>
+            <w:tcBorders>
+              <w:top w:val="single" w:color="7F7F7F" w:sz="4"/>
+              <w:left w:val="single" w:color="7F7F7F" w:sz="4"/>
+              <w:bottom w:val="single" w:color="7F7F7F" w:sz="4"/>
+              <w:right w:val="single" w:color="7F7F7F" w:sz="4"/>
+            </w:tcBorders>
+            <w:shd w:fill="F2F6FB" w:color="auto" w:val="clear"/>
+            <w:tcMar>
+              <w:top w:type="dxa" w:w="50"/>
+              <w:left w:type="dxa" w:w="80"/>
+              <w:bottom w:type="dxa" w:w="50"/>
+              <w:right w:type="dxa" w:w="80"/>
+            </w:tcMar>
+            <w:vAlign w:val="top"/>
+          </w:tcPr>
+          <w:p>
+            <w:pPr>
+              <w:spacing w:after="30" w:line="264"/>
+              <w:jc w:val="left"/>
+            </w:pPr>
+            <w:r>
+              <w:rPr>
+                <w:rFonts w:ascii="Times New Roman" w:cs="Times New Roman" w:eastAsia="Times New Roman" w:hAnsi="Times New Roman"/>
+                <w:b w:val="false"/>
+                <w:bCs w:val="false"/>
+                <w:sz w:val="19"/>
+                <w:szCs w:val="19"/>
+              </w:rPr>
+              <w:t xml:space="preserve">Trạng thái/khung (Main shell)</w:t>
+            </w:r>
+          </w:p>
+        </w:tc>
+        <w:tc>
+          <w:tcPr>
+            <w:tcW w:type="dxa" w:w="3200"/>
+            <w:tcBorders>
+              <w:top w:val="single" w:color="7F7F7F" w:sz="4"/>
+              <w:left w:val="single" w:color="7F7F7F" w:sz="4"/>
+              <w:bottom w:val="single" w:color="7F7F7F" w:sz="4"/>
+              <w:right w:val="single" w:color="7F7F7F" w:sz="4"/>
+            </w:tcBorders>
+            <w:shd w:fill="F2F6FB" w:color="auto" w:val="clear"/>
+            <w:tcMar>
+              <w:top w:type="dxa" w:w="50"/>
+              <w:left w:type="dxa" w:w="80"/>
+              <w:bottom w:type="dxa" w:w="50"/>
+              <w:right w:type="dxa" w:w="80"/>
+            </w:tcMar>
+            <w:vAlign w:val="top"/>
+          </w:tcPr>
+          <w:p>
+            <w:pPr>
+              <w:spacing w:after="30" w:line="264"/>
+              <w:jc w:val="left"/>
+            </w:pPr>
+            <w:r>
+              <w:rPr>
+                <w:rFonts w:ascii="Times New Roman" w:cs="Times New Roman" w:eastAsia="Times New Roman" w:hAnsi="Times New Roman"/>
+                <w:b w:val="false"/>
+                <w:bCs w:val="false"/>
+                <w:sz w:val="19"/>
+                <w:szCs w:val="19"/>
+              </w:rPr>
+              <w:t xml:space="preserve">Điều hướng theo nhóm (26 màn); thanh trạng thái tự chủ; dừng khẩn; tab tệp</w:t>
+            </w:r>
+          </w:p>
+        </w:tc>
+        <w:tc>
+          <w:tcPr>
+            <w:tcW w:type="dxa" w:w="2200"/>
+            <w:tcBorders>
+              <w:top w:val="single" w:color="7F7F7F" w:sz="4"/>
+              <w:left w:val="single" w:color="7F7F7F" w:sz="4"/>
+              <w:bottom w:val="single" w:color="7F7F7F" w:sz="4"/>
+              <w:right w:val="single" w:color="7F7F7F" w:sz="4"/>
+            </w:tcBorders>
+            <w:shd w:fill="F2F6FB" w:color="auto" w:val="clear"/>
+            <w:tcMar>
+              <w:top w:type="dxa" w:w="50"/>
+              <w:left w:type="dxa" w:w="80"/>
+              <w:bottom w:type="dxa" w:w="50"/>
+              <w:right w:type="dxa" w:w="80"/>
+            </w:tcMar>
+            <w:vAlign w:val="top"/>
+          </w:tcPr>
+          <w:p>
+            <w:pPr>
+              <w:spacing w:after="30" w:line="264"/>
+              <w:jc w:val="left"/>
+            </w:pPr>
+            <w:r>
+              <w:rPr>
+                <w:rFonts w:ascii="Times New Roman" w:cs="Times New Roman" w:eastAsia="Times New Roman" w:hAnsi="Times New Roman"/>
+                <w:b w:val="false"/>
+                <w:bCs w:val="false"/>
+                <w:sz w:val="19"/>
+                <w:szCs w:val="19"/>
+              </w:rPr>
+              <w:t xml:space="preserve">policy.set_autonomy, policy.emergency_stop</w:t>
+            </w:r>
+          </w:p>
+        </w:tc>
+        <w:tc>
+          <w:tcPr>
+            <w:tcW w:type="dxa" w:w="800"/>
+            <w:tcBorders>
+              <w:top w:val="single" w:color="7F7F7F" w:sz="4"/>
+              <w:left w:val="single" w:color="7F7F7F" w:sz="4"/>
+              <w:bottom w:val="single" w:color="7F7F7F" w:sz="4"/>
+              <w:right w:val="single" w:color="7F7F7F" w:sz="4"/>
+            </w:tcBorders>
+            <w:shd w:fill="F2F6FB" w:color="auto" w:val="clear"/>
             <w:tcMar>
               <w:top w:type="dxa" w:w="50"/>
               <w:left w:type="dxa" w:w="80"/>
@@ -7073,7 +7290,55 @@
           <w:sz w:val="26"/>
           <w:szCs w:val="26"/>
         </w:rPr>
-        <w:t xml:space="preserve">Ảnh chụp và mã HTML của 23 màn hình nằm trong `EIDE-UI-v1.2/` (mở `eide-workbench-v12-gallery.html`); màn hình sinh từ `gen.py` nên mọi sửa đổi thiết kế làm ở mã và sinh lại.</w:t>
+        <w:t xml:space="preserve">Ảnh chụp và mã HTML của 23 màn hình nằm trong </w:t>
+      </w:r>
+      <w:r>
+        <w:rPr>
+          <w:rFonts w:ascii="Consolas" w:cs="Consolas" w:eastAsia="Consolas" w:hAnsi="Consolas"/>
+          <w:sz w:val="22"/>
+          <w:szCs w:val="22"/>
+        </w:rPr>
+        <w:t xml:space="preserve">EIDE-UI-v1.2/</w:t>
+      </w:r>
+      <w:r>
+        <w:rPr>
+          <w:rFonts w:ascii="Times New Roman" w:cs="Times New Roman" w:eastAsia="Times New Roman" w:hAnsi="Times New Roman"/>
+          <w:sz w:val="26"/>
+          <w:szCs w:val="26"/>
+        </w:rPr>
+        <w:t xml:space="preserve"> (mở </w:t>
+      </w:r>
+      <w:r>
+        <w:rPr>
+          <w:rFonts w:ascii="Consolas" w:cs="Consolas" w:eastAsia="Consolas" w:hAnsi="Consolas"/>
+          <w:sz w:val="22"/>
+          <w:szCs w:val="22"/>
+        </w:rPr>
+        <w:t xml:space="preserve">eide-workbench-v12-gallery.html</w:t>
+      </w:r>
+      <w:r>
+        <w:rPr>
+          <w:rFonts w:ascii="Times New Roman" w:cs="Times New Roman" w:eastAsia="Times New Roman" w:hAnsi="Times New Roman"/>
+          <w:sz w:val="26"/>
+          <w:szCs w:val="26"/>
+        </w:rPr>
+        <w:t xml:space="preserve">); màn hình sinh từ </w:t>
+      </w:r>
+      <w:r>
+        <w:rPr>
+          <w:rFonts w:ascii="Consolas" w:cs="Consolas" w:eastAsia="Consolas" w:hAnsi="Consolas"/>
+          <w:sz w:val="22"/>
+          <w:szCs w:val="22"/>
+        </w:rPr>
+        <w:t xml:space="preserve">gen.py</w:t>
+      </w:r>
+      <w:r>
+        <w:rPr>
+          <w:rFonts w:ascii="Times New Roman" w:cs="Times New Roman" w:eastAsia="Times New Roman" w:hAnsi="Times New Roman"/>
+          <w:sz w:val="26"/>
+          <w:szCs w:val="26"/>
+        </w:rPr>
+        <w:t xml:space="preserve"> nên mọi sửa đổi thiết kế làm ở mã và sinh lại.</w:t>
       </w:r>
     </w:p>
     <w:p>
@@ -11323,7 +11588,35 @@
           <w:sz w:val="19"/>
           <w:szCs w:val="19"/>
         </w:rPr>
-        <w:t xml:space="preserve">color.primary      #B8121F  (đỏ PTIT — điều hướng, hành động chính; gần đúng, xác nhận với bộ nhận diện chính thức)</w:t>
+        <w:t xml:space="preserve">color.primary      #BC2626  (đỏ PTIT cho CHỮ — lấy từ logo chính thức, tương phản 5,63 trên nền bg)</w:t>
+      </w:r>
+    </w:p>
+    <w:p>
+      <w:pPr>
+        <w:spacing w:after="0" w:line="240"/>
+        <w:ind w:left="567"/>
+      </w:pPr>
+      <w:r>
+        <w:rPr>
+          <w:rFonts w:ascii="Consolas" w:cs="Consolas" w:eastAsia="Consolas" w:hAnsi="Consolas"/>
+          <w:sz w:val="19"/>
+          <w:szCs w:val="19"/>
+        </w:rPr>
+        <w:t xml:space="preserve">color.brand        #DE221A  (đỏ biểu tượng — chỉ dùng cho mảng lớn và logo; 4,46 nên KHÔNG dùng cho chữ)</w:t>
+      </w:r>
+    </w:p>
+    <w:p>
+      <w:pPr>
+        <w:spacing w:after="0" w:line="240"/>
+        <w:ind w:left="567"/>
+      </w:pPr>
+      <w:r>
+        <w:rPr>
+          <w:rFonts w:ascii="Consolas" w:cs="Consolas" w:eastAsia="Consolas" w:hAnsi="Consolas"/>
+          <w:sz w:val="19"/>
+          <w:szCs w:val="19"/>
+        </w:rPr>
+        <w:t xml:space="preserve">color.brandGold    #B89C0E  · color.brandGoldLight #EFF003  (vàng ngọn đuốc trong logo)</w:t>
       </w:r>
     </w:p>
     <w:p>
@@ -11351,7 +11644,7 @@
           <w:sz w:val="19"/>
           <w:szCs w:val="19"/>
         </w:rPr>
-        <w:t xml:space="preserve">color.secondary    #2F4858  (xám xanh — hành động phụ, tác tử)</w:t>
+        <w:t xml:space="preserve">color.secondary    #373D4E  (xám xanh — lấy từ dòng chữ thứ hai của logo, tương phản 10,0)</w:t>
       </w:r>
     </w:p>
     <w:p>
@@ -11365,7 +11658,7 @@
           <w:sz w:val="19"/>
           <w:szCs w:val="19"/>
         </w:rPr>
-        <w:t xml:space="preserve">color.ok #0b6b52/#dff5ee · color.warn #7a5200/#fff0cc · color.bad #7a0c0c/#fde3e1 · color.info #B8121F/#e6effa</w:t>
+        <w:t xml:space="preserve">color.ok #0b6b52/#dff5ee · color.warn #7a5200/#fff0cc · color.bad #7a0c0c/#fde3e1 · color.info #1e40af/#e6effa (xanh lam — KHÔNG dùng đỏ thương hiệu cho thông tin)</w:t>
       </w:r>
     </w:p>
     <w:p>
